--- a/planning/ProjectPlan.docx
+++ b/planning/ProjectPlan.docx
@@ -25,10 +25,7 @@
         <w:pStyle w:val="Heading1"/>
       </w:pPr>
       <w:r>
-        <w:t>Key Architecture Decisions</w:t>
-      </w:r>
-      <w:r>
-        <w:t xml:space="preserve"> </w:t>
+        <w:t xml:space="preserve">Key Architecture Decisions </w:t>
       </w:r>
     </w:p>
     <w:p>
@@ -41,7 +38,7 @@
     </w:p>
     <w:p>
       <w:r>
-        <w:t>Google Earth Engine's COPERNICUS/S1_GRD collection is already calibrated and ortho-corrected, removing that preprocessing step entirely. It also means water-area measurement can be computed server-side via GEE reducers — raw imagery is never downloaded or stored locally. Sentinel-1 (SAR) remains the primary source because it is unaffected by cloud cover, which matters during California's wet season — exactly when reservoir levels change fastest. Sentinel-2 optical imagery (also served through Google Earth Engine, via the COPERNICUS/S2_SR_HARMONIZED collection) is added as a secondary source: on cloud-free days it gives a simpler, independently-validated water measurement (NDWI thresholding) and increases how often a usable observation is available per reservoir, since the pipeline is no longer capped at Sentinel-1's roughly 6–12 day revisit interval.</w:t>
+        <w:t xml:space="preserve">Google Earth Engine's COPERNICUS/S1_GRD collection is already calibrated and ortho-corrected, removing that preprocessing step entirely. It also means water-area measurement can be computed server-side via GEE reducers — raw imagery is never downloaded or stored locally. Sentinel-1 (SAR) remains the primary source because it is unaffected by cloud cover, which matters during California's wet season — exactly when reservoir levels change fastest. Sentinel-2 optical imagery (also served through Google Earth Engine, via the COPERNICUS/S2_SR_HARMONIZED collection) is added as a secondary source: on cloud-free days it gives a simpler, independently-validated water measurement (NDWI thresholding) and increases how often a usable observation is available per reservoir, since the pipeline is no longer capped at Sentinel-1's roughly 6–12 day revisit interval. Updates don't need to be that frequent, though: one observation per reservoir every two days is enough (see Scheduling below).</w:t>
       </w:r>
     </w:p>
     <w:p>
@@ -54,20 +51,7 @@
     </w:p>
     <w:p>
       <w:r>
-        <w:t>Water surface area is measured directly from imagery, then converted to volume using a per-reservoir stage-area-capacity curve, manually curated from CDEC/DWR sources. This curve sourcing is a one-time data-gathering task per tracked reservoir, not something the pipeline can fetch automatically.</w:t>
-      </w:r>
-    </w:p>
-    <w:p>
-      <w:pPr>
-        <w:pStyle w:val="Heading2"/>
-      </w:pPr>
-      <w:r>
-        <w:t>Output: time-series records plus charts</w:t>
-      </w:r>
-    </w:p>
-    <w:p>
-      <w:r>
-        <w:t>Each pipeline run appends to a running time-series CSV per reservoir (date, sensor, area, volume) and regenerates a plot of trends over time.</w:t>
+        <w:t xml:space="preserve">Water surface area is measured directly from imagery, then converted to volume using a per-reservoir area→volume curve. The original plan was to curate these curves manually from agency bathymetric tables, but those turned out to be scattered across operator-specific PDFs with no consistent source. Instead, each curve is fit empirically by pairing Stage 1's own measured area with CDEC's publicly reported daily storage on the same date, with isotonic regression keeping volume increasing with area. This is fully automated, but self-referential: the curves are fit to CDEC, which matters when CDEC is later used as a cross-check (see Stage 3). Reservoirs without enough satellite history get a curve inferred from reservoir metadata instead, which is less accurate (~12% median error vs. ~2–5% for empirical curves) and is flagged as such.</w:t>
       </w:r>
     </w:p>
     <w:p>
@@ -76,15 +60,25 @@
       </w:pPr>
       <w:r>
         <w:lastRenderedPageBreak/>
+        <w:t>Output: time-series records plus charts</w:t>
+      </w:r>
+    </w:p>
+    <w:p>
+      <w:r>
+        <w:t xml:space="preserve">Each pipeline run appends to a running time-series CSV per reservoir (date, sensor, area, volume) and regenerates the project website (see Stage 3).</w:t>
+      </w:r>
+    </w:p>
+    <w:p>
+      <w:pPr>
+        <w:pStyle w:val="Heading2"/>
+      </w:pPr>
+      <w:r>
         <w:t>Scheduling: automated, unattended runs</w:t>
       </w:r>
     </w:p>
     <w:p>
       <w:r>
-        <w:t>The pipeline is intended to run on an automated schedule (e.g. Windows Task Scheduler) rather than manually. This requires Google Earth Engine authentication via a service account (non-interactive), and run logging, since no one is watching each scheduled run.</w:t>
-      </w:r>
-      <w:r>
-        <w:t xml:space="preserve"> If available, one image of each reservoir will be processed each day. If both S-1 and S-2 images are available at the same time, models are validated by comparing S-1 area estimates to S-2 area estimates.</w:t>
+        <w:t xml:space="preserve">The pipeline is intended to run on an automated schedule (e.g. Windows Task Scheduler) rather than manually. This requires Google Earth Engine authentication via a service account (non-interactive), and run logging, since no one is watching each scheduled run. Each reservoir needs a new observation about every two days, not daily: a reservoir is searched for new imagery only once its most recent observation is more than 48 hours old. If both S-1 and S-2 images are available at the same time, models are validated by comparing S-1 area estimates to S-2 area estimates.</w:t>
       </w:r>
     </w:p>
     <w:p>
@@ -96,9 +90,8 @@
       </w:r>
     </w:p>
     <w:p>
-      <w:pPr/>
       <w:r>
-        <w:t>The pipeline classifies SAR water pixels using a threshold calibrated per reservoir against Google’s Dynamic World product (GOOGLE/DYNAMICWORLD/V1), a near-real-time, deep-learning-based land-cover segmentation of Sentinel-2 imagery that includes a water class. An alternative was considered — training a dedicated deep-learning segmentation model on Sentinel-1 imagery, using Dynamic World’s Sentinel-2-derived water masks as weak labels — but was set aside: it would add a full ML pipeline (training data curation, model hosting and versioning, retraining) whose labels inherit Dynamic World’s own errors at exactly the hard cases, small reservoirs and precise shorelines, that matter most for this project. Calibrating a threshold against Dynamic World gets comparable accuracy for this fixed set of known reservoirs with far less engineering overhead, and keeps the whole pipeline running inside GEE with no external model hosting. See the SAR Threshold Calibration steps under Stage 1.</w:t>
+        <w:t xml:space="preserve">The pipeline classifies SAR water pixels using a threshold calibrated per reservoir against Google’s Dynamic World product (GOOGLE/DYNAMICWORLD/V1), a near-real-time, deep-learning-based land-cover segmentation of Sentinel-2 imagery that includes a water class. An alternative was considered — training a dedicated deep-learning segmentation model on Sentinel-1 imagery, using Dynamic World’s Sentinel-2-derived water masks as weak labels — but was set aside: it would add a full ML pipeline (training data curation, model hosting and versioning, retraining) whose labels inherit Dynamic World’s own errors at exactly the hard cases, small reservoirs and precise shorelines, that matter most for this project. Calibrating a threshold against Dynamic World gets comparable accuracy for this fixed set of known reservoirs with far less engineering overhead, and keeps the whole pipeline running inside GEE with no external model hosting. See the SAR Threshold Calibration steps under Stage 1.</w:t>
       </w:r>
     </w:p>
     <w:p>
@@ -114,7 +107,7 @@
         <w:pStyle w:val="ListBullet"/>
       </w:pPr>
       <w:r>
-        <w:t>ReservoirList.csv — reservoir name, path to an AOI polygon (.geojson, one per reservoir), and path to that reservoir's capacity curve file.</w:t>
+        <w:t xml:space="preserve">ReservoirList.csv — reservoir name, path to an AOI polygon (.geojson, one per reservoir), and path to that reservoir's capacity curve file.</w:t>
       </w:r>
     </w:p>
     <w:p>
@@ -130,7 +123,7 @@
         <w:pStyle w:val="ListBullet"/>
       </w:pPr>
       <w:r>
-        <w:t>capacity_curves/&lt;reservoir&gt;.csv — manually curated area→volume table per reservoir, sourced from CDEC station pages and DWR bulletins.</w:t>
+        <w:t xml:space="preserve">capacity_curves/&lt;reservoir&gt;.csv — empirically fit area→volume table per reservoir (see Metric above). capacity_curves_inferred/&lt;reservoir&gt;.csv holds the metadata-inferred curves for reservoirs without enough satellite history; these are kept in a separate directory and flagged in ReservoirList.csv (capacity_curve_method, capacity_curve_confidence).</w:t>
       </w:r>
     </w:p>
     <w:p>
@@ -138,7 +131,7 @@
         <w:pStyle w:val="ListBullet"/>
       </w:pPr>
       <w:r>
-        <w:t>sar_threshold_calibration.csv — one row per reservoir: the calibrated SAR backscatter threshold (band and dB value) validated against Dynamic World, plus calibration/validation IoU and sample counts; produced by the SAR Threshold Calibration step (see Stage 1) and re-run periodically as more paired imagery accumulates.</w:t>
+        <w:t xml:space="preserve">sar_threshold_calibration.csv — one row per reservoir: the calibrated SAR backscatter threshold (band and dB value) validated against Dynamic World, plus calibration/validation IoU and sample counts; produced by the SAR Threshold Calibration step (see Stage 1) and re-run periodically as more paired imagery accumulates.</w:t>
       </w:r>
     </w:p>
     <w:p>
@@ -146,12 +139,13 @@
         <w:pStyle w:val="Heading1"/>
       </w:pPr>
       <w:r>
+        <w:lastRenderedPageBreak/>
         <w:t>Stage 1: Query &amp; Measure (Google Earth Engine)</w:t>
       </w:r>
     </w:p>
     <w:p>
       <w:r>
-        <w:t>Replaces the original ImageQuery and SemanticSegmentation split, since Google Earth Engine collapses both into server-side operations with no local raw-file handling. This stage now runs against two sensors independently; each produces its own observation for a reservoir on a given date.</w:t>
+        <w:t xml:space="preserve">Replaces the original ImageQuery and SemanticSegmentation split, since Google Earth Engine collapses both into server-side operations with no local raw-file handling. This stage now runs against two sensors independently; each produces its own observation for a reservoir on a given date.</w:t>
       </w:r>
     </w:p>
     <w:p>
@@ -159,7 +153,7 @@
         <w:pStyle w:val="ListBullet"/>
       </w:pPr>
       <w:r>
-        <w:t>find_new_scenes(reservoir, since_date): filter both COPERNICUS/S1_GRD and COPERNICUS/S2_SR_HARMONIZED by the reservoir's AOI polygon and date range (S1_GRD also filtered by orbit direction); exclude scenes already listed in ProcessedImagery.csv; confirm the scene footprint fully covers the reservoir's AOI.</w:t>
+        <w:t xml:space="preserve">find_new_scenes(reservoir, since_date): filter both COPERNICUS/S1_GRD and COPERNICUS/S2_SR_HARMONIZED by the reservoir's AOI polygon and date range (S1_GRD also filtered by orbit direction); exclude scenes already listed in ProcessedImagery.csv; confirm the scene footprint fully covers the reservoir's AOI.</w:t>
       </w:r>
     </w:p>
     <w:p>
@@ -167,7 +161,7 @@
         <w:pStyle w:val="ListBullet"/>
       </w:pPr>
       <w:r>
-        <w:t>measure_water_area_sar(scene_id, reservoir_aoi): apply that reservoir's calibrated backscatter threshold (band and dB value from sar_threshold_calibration.csv — see SAR Threshold Calibration below) to classify water pixels; fall back to Otsu thresholding on the VV band for any reservoir without a calibrated threshold yet; compute the water pixel area within the AOI via a GEE region reducer.</w:t>
+        <w:t xml:space="preserve">measure_water_area_sar(scene_id, reservoir_aoi): apply that reservoir's calibrated backscatter threshold (band and dB value from sar_threshold_calibration.csv — see SAR Threshold Calibration below) to classify water pixels; fall back to Otsu thresholding on the VV band for any reservoir without a calibrated threshold yet; compute the water pixel area within the AOI via a GEE region reducer.</w:t>
       </w:r>
     </w:p>
     <w:p>
@@ -175,11 +169,10 @@
         <w:pStyle w:val="ListBullet"/>
       </w:pPr>
       <w:r>
-        <w:t>measure_water_area_optical(scene_id, reservoir_aoi): mask cloudy pixels within the AOI (using the scene's QA60 band or the s2cloudless dataset); if cloud cover over the AOI exceeds a threshold, skip the scene rather than measure it; otherwise apply an NDWI threshold and compute the water pixel area via a GEE region reducer.</w:t>
+        <w:t xml:space="preserve">measure_water_area_optical(scene_id, reservoir_aoi): mask cloudy pixels within the AOI (using the scene's QA60 band or the s2cloudless dataset); if cloud cover over the AOI exceeds a threshold, skip the scene rather than measure it; otherwise apply an NDWI threshold and compute the water pixel area via a GEE region reducer.</w:t>
       </w:r>
     </w:p>
     <w:p>
-      <w:pPr/>
       <w:r>
         <w:t>SAR Threshold Calibration (one-time per reservoir, re-run periodically as paired imagery accumulates):</w:t>
       </w:r>
@@ -189,7 +182,7 @@
         <w:pStyle w:val="ListBullet"/>
       </w:pPr>
       <w:r>
-        <w:t>pair_s1_s2_dates(reservoir, aoi): for each Sentinel-1 acquisition, find the nearest Sentinel-2 / Dynamic World date within a small window (e.g. ±3–5 days) with low cloud probability over the AOI, using ee.Join.saveBest; dates without an acceptable optical match are skipped for calibration purposes only (S-1 processing itself is unaffected).</w:t>
+        <w:t xml:space="preserve">pair_s1_s2_dates(reservoir, aoi): for each Sentinel-1 acquisition, find the nearest Sentinel-2 / Dynamic World date within a small window (e.g. ±3–5 days) with low cloud probability over the AOI, using ee.Join.saveBest; dates without an acceptable optical match are skipped for calibration purposes only (S-1 processing itself is unaffected).</w:t>
       </w:r>
     </w:p>
     <w:p>
@@ -197,7 +190,7 @@
         <w:pStyle w:val="ListBullet"/>
       </w:pPr>
       <w:r>
-        <w:t>build_calibration_target(reservoir_aoi, matched_date): pull Dynamic World's water probability band for the matched date, threshold it (&gt;0.5) to a binary water mask clipped to the AOI — this is the independent reference the SAR threshold is calibrated against, not ground truth in an absolute sense.</w:t>
+        <w:t xml:space="preserve">build_calibration_target(reservoir_aoi, matched_date): pull Dynamic World's water probability band for the matched date, threshold it (&gt;0.5) to a binary water mask clipped to the AOI — this is the independent reference the SAR threshold is calibrated against, not ground truth in an absolute sense.</w:t>
       </w:r>
     </w:p>
     <w:p>
@@ -205,7 +198,7 @@
         <w:pStyle w:val="ListBullet"/>
       </w:pPr>
       <w:r>
-        <w:t>calibrate_threshold(reservoir): for each paired S-1 date, sweep candidate dB thresholds (roughly -25 to -10 dB) on both VV and VH, scoring each against the Dynamic World mask via IoU/F1; select the band and threshold combination that maximizes agreement for that reservoir.</w:t>
+        <w:t xml:space="preserve">calibrate_threshold(reservoir): for each paired S-1 date, sweep candidate dB thresholds (roughly -25 to -10 dB) on both VV and VH, scoring each against the Dynamic World mask via IoU/F1; select the band and threshold combination that maximizes agreement for that reservoir.</w:t>
       </w:r>
     </w:p>
     <w:p>
@@ -213,7 +206,7 @@
         <w:pStyle w:val="ListBullet"/>
       </w:pPr>
       <w:r>
-        <w:t>validate_threshold(reservoir): hold out roughly 30% of paired dates from calibration and check the chosen threshold against them, to confirm it generalizes rather than overfitting to the calibration dates; store both the calibration and validation IoU.</w:t>
+        <w:t xml:space="preserve">validate_threshold(reservoir): hold out roughly 30% of paired dates from calibration and check the chosen threshold against them, to confirm it generalizes rather than overfitting to the calibration dates; store both the calibration and validation IoU.</w:t>
       </w:r>
     </w:p>
     <w:p>
@@ -229,6 +222,7 @@
         <w:pStyle w:val="Heading1"/>
       </w:pPr>
       <w:r>
+        <w:lastRenderedPageBreak/>
         <w:t>Stage 2: Volume Conversion &amp; Record Update</w:t>
       </w:r>
     </w:p>
@@ -245,7 +239,6 @@
         <w:pStyle w:val="ListBullet"/>
       </w:pPr>
       <w:r>
-        <w:lastRenderedPageBreak/>
         <w:t>Append (date, sensor, area, volume) to that reservoir's time-series CSV — each sensor's observation is recorded separately with its source labeled, rather than merged into a single number, so Stage 3 can compare the two methods directly instead of hiding disagreement between them.</w:t>
       </w:r>
     </w:p>
@@ -270,7 +263,7 @@
         <w:pStyle w:val="ListBullet"/>
       </w:pPr>
       <w:r>
-        <w:t>Regenerate a per-reservoir plot of area and volume over time, distinguishing Sentinel-1 and Sentinel-2 observations (e.g. separate markers or series) so the two methods can be visually compared rather than blended.</w:t>
+        <w:t xml:space="preserve">Results are published as a static website that users can browse. Each run's reporting stage regenerates the site's pages, charts, and data files. The site is hosted from a Git repository (e.g. GitHub Pages) that can be linked to. Deleting old files in Git doesn't remove them from history, so the published site lives on its own branch that is overwritten (not appended to) on each run; only the current files ever exist there, and the code repository is unaffected.</w:t>
       </w:r>
     </w:p>
     <w:p>
@@ -278,7 +271,39 @@
         <w:pStyle w:val="ListBullet"/>
       </w:pPr>
       <w:r>
-        <w:t>Optionally overlay CDEC's publicly reported storage for the same reservoir as an accuracy cross-check; requires a CDEC station ID added to ReservoirList.csv per reservoir.</w:t>
+        <w:t xml:space="preserve">Home page — total volume chart: a line chart of the total calculated volume of all monitored reservoirs over time (X = date, Y = volume in acre-feet), with a horizontal line marking the combined capacity of those reservoirs. Each day's total is the sum of each reservoir's most recent volume estimate as of that day, whether that estimate is from today or several days earlier; a reservoir's contribution changes only when a new image of it is processed. The set of reservoirs in the total is the same across the whole history, so reservoirs joining or leaving the monitored set don't create jumps, and the total starts on the first date every included reservoir has at least one observation. Total water area is shown as a smaller, separate chart rather than on a second Y axis: volume is computed from area, so the two lines would otherwise look nearly identical.</w:t>
+      </w:r>
+    </w:p>
+    <w:p>
+      <w:pPr>
+        <w:pStyle w:val="ListBullet"/>
+      </w:pPr>
+      <w:r>
+        <w:t xml:space="preserve">Home page — map: a map of California with each monitored reservoir marked at its dam by a circle. All circles are the same size; each is filled blue in proportion to the reservoir's current percent full (current volume ÷ capacity, capped at 100% for display). Next to each circle is the reservoir's current volume (e.g. “3.1M AF”). Labels for closely clustered reservoirs are offset so they don't overlap. Clicking a reservoir opens that reservoir's page.</w:t>
+      </w:r>
+    </w:p>
+    <w:p>
+      <w:pPr>
+        <w:pStyle w:val="ListBullet"/>
+      </w:pPr>
+      <w:r>
+        <w:t xml:space="preserve">Reservoir page — image and water mask: a single representative image of the reservoir, generated once and kept on file (not refreshed each run). Toggle buttons turn two overlays on and off over it: the reservoir's AOI outline, drawn from its .geojson, and the latest water mask. The water mask is regenerated whenever a new scene is processed for the reservoir, from that scene (Sentinel-1 or Sentinel-2, whichever is latest; a multi-tile mosaic when a single tile doesn't cover the AOI), using the same classification Stage 1 used to measure its area, so the mask and the reported number always agree. It is saved as a transparent PNG aligned to the representative image's bounds, labeled with its scene date and sensor, and replaces the previous mask.</w:t>
+      </w:r>
+    </w:p>
+    <w:p>
+      <w:pPr>
+        <w:pStyle w:val="ListBullet"/>
+      </w:pPr>
+      <w:r>
+        <w:t xml:space="preserve">Reservoir page — volume chart: regenerated each run. Volume over time, with Sentinel-1 and Sentinel-2 estimates shown as distinct markers so the two methods can be compared rather than blended, and a horizontal line at the reservoir's capacity. Area over time is shown as a smaller secondary chart. The date of the most recent observation is shown, so a value carried forward for a long time (e.g. during a seasonal exclusion) is visibly stale.</w:t>
+      </w:r>
+    </w:p>
+    <w:p>
+      <w:pPr>
+        <w:pStyle w:val="ListBullet"/>
+      </w:pPr>
+      <w:r>
+        <w:t xml:space="preserve">Reservoir page — CDEC reference: CDEC's reported daily storage is drawn as a thin continuous line behind the satellite estimates, labeled “CDEC reported storage (reference)”, along with the median difference between satellite estimates and CDEC over the last 90 days. A note explains that the reservoir's capacity curve was fit to CDEC's historical storage, so overall agreement partly reflects that fit. Observations made after the curve was fit are a genuine out-of-sample comparison, and points that depart from the CDEC line flag measurement problems (wind, ice, smoke, haze).</w:t>
       </w:r>
     </w:p>
     <w:p>
@@ -286,7 +311,7 @@
         <w:pStyle w:val="Heading1"/>
       </w:pPr>
       <w:r>
-        <w:t>Orchestration</w:t>
+        <w:t xml:space="preserve">Orchestration</w:t>
       </w:r>
     </w:p>
     <w:p>
@@ -294,7 +319,7 @@
         <w:pStyle w:val="ListBullet"/>
       </w:pPr>
       <w:r>
-        <w:t>A single entry point loops Stage 1 through Stage 3 across every reservoir in ReservoirList.csv, designed for unattended execution via a scheduler such as Windows Task Scheduler.</w:t>
+        <w:t xml:space="preserve">A single entry point runs Stage 1 through Stage 3 across every monitored reservoir in ReservoirList.csv, designed for unattended execution via a scheduler such as Windows Task Scheduler. Not every available image needs to be processed: a reservoir is searched for new imagery only if its most recent observation is more than 48 hours old; otherwise it is skipped for that run.</w:t>
       </w:r>
     </w:p>
     <w:p>
@@ -302,6 +327,7 @@
         <w:pStyle w:val="ListBullet"/>
       </w:pPr>
       <w:r>
+        <w:lastRenderedPageBreak/>
         <w:t>Google Earth Engine authentication uses a service account (JSON key) rather than interactive OAuth, since the pipeline runs unattended.</w:t>
       </w:r>
     </w:p>
@@ -326,31 +352,7 @@
         <w:pStyle w:val="ListBullet"/>
       </w:pPr>
       <w:r>
-        <w:t>Which specific reservoirs form the pilot list — propose starting with a small number of major California reservoirs and expanding once the pipeline is validated.</w:t>
-      </w:r>
-    </w:p>
-    <w:p>
-      <w:pPr>
-        <w:pStyle w:val="ListBullet"/>
-      </w:pPr>
-      <w:r>
-        <w:t>Exact CDEC/DWR sourcing steps for each reservoir's capacity curve.</w:t>
-      </w:r>
-    </w:p>
-    <w:p>
-      <w:pPr>
-        <w:pStyle w:val="ListBullet"/>
-      </w:pPr>
-      <w:r>
         <w:t>Accuracy validation methodology beyond the CDEC storage comparison noted above — the SAR threshold is now validated against Dynamic World per reservoir (see Stage 1), but validation against actual reservoir operator records, rather than another remote-sensing product, remains open.</w:t>
-      </w:r>
-    </w:p>
-    <w:p>
-      <w:pPr>
-        <w:pStyle w:val="ListBullet"/>
-      </w:pPr>
-      <w:r>
-        <w:t>Cloud-cover threshold for skipping a Sentinel-2 scene over a reservoir's AOI — not yet decided.</w:t>
       </w:r>
     </w:p>
     <w:p>
